--- a/dist/cd2/CD2_20260521.docx
+++ b/dist/cd2/CD2_20260521.docx
@@ -192,15 +192,125 @@
         <w:pStyle w:val="FirstParagraph"/>
       </w:pPr>
       <w:r>
-        <w:t xml:space="preserve">Chuyên đề này xây dựng mô hình nghiên cứu lý thuyết và thực nghiệm về ảnh hưởng của quốc tế hóa đến hiệu quả hoạt động kinh doanh của các doanh nghiệp ở các quốc gia châu Á trong giai đoạn 2009–2025. Khung lý thuyết tích hợp bốn tầng, Uppsala Model (Johanson &amp; Vahlne, 1977, 2009), Resource-Based View (Barney, 1991; Wernerfelt, 1984), Institutional Theory (North, 1990; Khanna &amp; Palepu, 2010; Peng, 2003) và Upper Echelons Theory (Hambrick &amp; Mason, 1984; Hambrick, 2007), kết hợp với Foundational Digital Adoption Framework (Banalieva &amp; Dhanaraj, 2019; Verhoef et al., 2021; Stallkamp &amp; Schotter, 2021) làm nền tảng lý thuyết. Lược khảo năm dạng hàm quan hệ quốc tế hóa, hiệu quả (I→P) gồm tuyến tính, chữ U ngược, S-curve, M-curve, và forced penalty, cùng năm meta-analysis lớn giai đoạn 1980–2024, cho thấy khoảng trống thực nghiệm trong việc kiểm định đồng thời phi tuyến và điều tiết đa tầng ở châu Á. Hệ giả thuyết H1–H6 được phát triển: H1 phi tuyến dạng chữ U ngược hoặc S-curve; H2 Technological Capability Index (TCI) điều tiết tích cực; H3a–H3b Digital Adoption Index (DAI) điều tiết phụ thuộc chế độ thể chế: có điều kiện ở Emerging/Frontier (H3a, dương trong OLS nhưng phụ thuộc bối cảnh và có thể null trong kiểm định nhân quả) và có điều kiện/null ở Advanced (H3b), phân biệt với TCI; H4a–H4c đặc điểm nhà quản trị điều tiết (kinh nghiệm, học vấn, giới tính, tách biệt dấu kỳ vọng); H5 thể chế nội địa điều tiết theo gradient ICRV sáu nhóm; H6 tính không đồng nhất theo thời gian. Tám mô hình thực nghiệm M0–M7 được đặc tả, từ baseline tuyến tính đến mô hình điều tiết ba chiều cấp luận án. Chiến lược nhận dạng đa tầng và kế hoạch kiểm định độ vững toàn diện được thiết kế cho pool 101.185 doanh nghiệp ở 47 nền kinh tế châu Á và Thái Bình Dương, bao gồm 108 cặp quốc gia-năm qua 14 mốc khảo sát WBES giai đoạn 2009–2025. Bốn đóng góp chính: (i) khung tích hợp 4 tầng kết hợp Foundational Digital Adoption Framework chưa có tương đương cho châu Á; (ii) tách bạch TCI và DAI theo Mô hình Áp dụng số và Năng lực phụ thuộc bối cảnh (CDCM); (iii) mô hình M7 điều tiết ba chiều; (iv) phân loại nhánh Advanced thành tiên tiến đổi mới sáng tạo dẫn dắt (ICRV Nhóm I) và tiên tiến tài nguyên dẫn dắt (ICRV Nhóm II). Ba bản thảo thực nghiệm đồng hành, P3 Việt Nam (JABS, under review), P4 Singapore (MIR, under review), P5 Trung Quốc (IJOEM, under review), cung cấp bằng chứng quốc gia cụ thể kiểm định H1–H6 và xác nhận tính khả nghiệm của mô hình đề xuất.</w:t>
-      </w:r>
-    </w:p>
-    <w:p>
-      <w:pPr>
-        <w:pStyle w:val="BodyText"/>
-      </w:pPr>
-      <w:r>
-        <w:t xml:space="preserve">Từ khóa: quốc tế hóa; hiệu quả hoạt động kinh doanh; châu Á; mô hình phi tuyến; điều tiết; áp dụng số; thể chế; Upper Echelons; ICRV.</w:t>
+        <w:rPr>
+          <w:bCs/>
+          <w:b/>
+        </w:rPr>
+        <w:t xml:space="preserve">Mục đích.</w:t>
+      </w:r>
+      <w:r>
+        <w:t xml:space="preserve"> </w:t>
+      </w:r>
+      <w:r>
+        <w:t xml:space="preserve">Chuyên đề xây dựng mô hình nghiên cứu lý thuyết và thực nghiệm về ảnh hưởng của quốc tế hoá đến hiệu quả hoạt động kinh doanh của doanh nghiệp ở các nền kinh tế châu Á trong giai đoạn 2009-2025, với câu hỏi trọng tâm là quan hệ quốc tế hoá-hiệu quả phi tuyến đến mức nào và bị điều tiết ra sao bởi năng lực công nghệ, áp dụng số nền tảng, đặc điểm nhà quản trị, và chế độ thể chế nội địa.</w:t>
+      </w:r>
+    </w:p>
+    <w:p>
+      <w:pPr>
+        <w:pStyle w:val="BodyText"/>
+      </w:pPr>
+      <w:r>
+        <w:rPr>
+          <w:bCs/>
+          <w:b/>
+        </w:rPr>
+        <w:t xml:space="preserve">Thiết kế / phương pháp luận / cách tiếp cận.</w:t>
+      </w:r>
+      <w:r>
+        <w:t xml:space="preserve"> </w:t>
+      </w:r>
+      <w:r>
+        <w:t xml:space="preserve">Khung lý thuyết tích hợp bốn tầng kết hợp lý thuyết Uppsala, Quan điểm Dựa vào Nguồn lực (Resource-Based View, RBV), Lý thuyết Thể chế và Lý thuyết Tầng cao Quản trị (Upper Echelons Theory) cùng Khung Áp dụng Số Nền tảng (Foundational Digital Adoption Framework). Sáu giả thuyết H1-H6 được phát triển: H1 phi tuyến chữ U ngược hoặc S-curve; H2 Chỉ số Năng lực Công nghệ điều tiết tích cực; H3a-H3b Chỉ số Áp dụng Số điều tiết phụ thuộc chế độ thể chế; H4a-H4c đặc điểm nhà quản trị điều tiết; H5 thể chế nội địa điều tiết theo gradient sáu nhóm Biến thiên Chế độ Thể chế (Institutional Context Regime Variation, ICRV); H6 tính không đồng nhất theo thời gian. Tám mô hình thực nghiệm M0-M7 được đặc tả, từ baseline tuyến tính đến mô hình điều tiết ba chiều cấp luận án, cho pool 101.185 doanh nghiệp ở 47 nền kinh tế châu Á-Thái Bình Dương, 108 cặp quốc gia-năm qua 14 mốc khảo sát của Khảo sát Doanh nghiệp của Ngân hàng Thế giới (WBES) giai đoạn 2009-2025.</w:t>
+      </w:r>
+    </w:p>
+    <w:p>
+      <w:pPr>
+        <w:pStyle w:val="BodyText"/>
+      </w:pPr>
+      <w:r>
+        <w:rPr>
+          <w:bCs/>
+          <w:b/>
+        </w:rPr>
+        <w:t xml:space="preserve">Kết quả nghiên cứu.</w:t>
+      </w:r>
+      <w:r>
+        <w:t xml:space="preserve"> </w:t>
+      </w:r>
+      <w:r>
+        <w:t xml:space="preserve">Lược khảo năm dạng hàm quan hệ quốc tế hoá-hiệu quả gồm tuyến tính, chữ U ngược, S-curve, M-curve và forced penalty, cùng năm meta-analysis lớn giai đoạn 1980-2024, cho thấy khoảng trống thực nghiệm trong kiểm định đồng thời phi tuyến và điều tiết đa tầng ở châu Á. Ba bản thảo thực nghiệm đồng hành cung cấp bằng chứng quốc gia cụ thể kiểm định H1-H6: P3 Việt Nam (under review tại JABS) cho thấy lợi ích quốc tế hoá tập trung tại biên tham gia với DAI điều tiết phụ thuộc đợt khảo sát; P4 Singapore (under review tại MIR) cho thấy DAI vận hành như nguồn lực mở rộng có điều kiện ở đuôi xuất khẩu cao; P5 Trung Quốc (under review tại IJOEM) xác nhận ngưỡng chữ U ngược ổn định cấu trúc qua 12 năm giữa 2012 và 2024.</w:t>
+      </w:r>
+    </w:p>
+    <w:p>
+      <w:pPr>
+        <w:pStyle w:val="BodyText"/>
+      </w:pPr>
+      <w:r>
+        <w:rPr>
+          <w:bCs/>
+          <w:b/>
+        </w:rPr>
+        <w:t xml:space="preserve">Tính mới / đóng góp.</w:t>
+      </w:r>
+      <w:r>
+        <w:t xml:space="preserve"> </w:t>
+      </w:r>
+      <w:r>
+        <w:t xml:space="preserve">Chuyên đề đóng góp bốn điểm: thứ nhất, khung tích hợp bốn tầng kết hợp Khung Áp dụng Số Nền tảng chưa có tương đương cho châu Á; thứ hai, tách bạch năng lực công nghệ và áp dụng số theo Mô hình Năng lực và Áp dụng Số Phụ thuộc Bối cảnh (Context-Contingent Digital-and-Capability Model, CDCM), giải thích nhất quán cả kết quả null của DAI ở thị trường mới nổi và kết quả dương có điều kiện ở thị trường tiên tiến; thứ ba, mô hình M7 điều tiết ba chiều ở cấp luận án; thứ tư, phân loại phân nhóm con của chế độ Tiên tiến thành đổi mới sáng tạo dẫn dắt và tài nguyên dẫn dắt, một đóng góp lý thuyết kiểu Varieties of Capitalism cho bối cảnh châu Á.</w:t>
+      </w:r>
+    </w:p>
+    <w:p>
+      <w:pPr>
+        <w:pStyle w:val="BodyText"/>
+      </w:pPr>
+      <w:r>
+        <w:rPr>
+          <w:bCs/>
+          <w:b/>
+        </w:rPr>
+        <w:t xml:space="preserve">Từ khoá:</w:t>
+      </w:r>
+      <w:r>
+        <w:t xml:space="preserve"> </w:t>
+      </w:r>
+      <w:r>
+        <w:t xml:space="preserve">quốc tế hoá; hiệu quả hoạt động kinh doanh; châu Á; mô hình phi tuyến; điều tiết đa tầng; áp dụng công nghệ số; thể chế; Tầng cao Quản trị; Biến thiên Chế độ Thể chế.</w:t>
+      </w:r>
+    </w:p>
+    <w:p>
+      <w:pPr>
+        <w:pStyle w:val="BodyText"/>
+      </w:pPr>
+      <w:r>
+        <w:rPr>
+          <w:bCs/>
+          <w:b/>
+        </w:rPr>
+        <w:t xml:space="preserve">Phân loại JEL:</w:t>
+      </w:r>
+      <w:r>
+        <w:t xml:space="preserve"> </w:t>
+      </w:r>
+      <w:r>
+        <w:t xml:space="preserve">F23; O33; D22; L25; O53.</w:t>
+      </w:r>
+    </w:p>
+    <w:p>
+      <w:pPr>
+        <w:pStyle w:val="BodyText"/>
+      </w:pPr>
+      <w:r>
+        <w:rPr>
+          <w:bCs/>
+          <w:b/>
+        </w:rPr>
+        <w:t xml:space="preserve">Loại bài:</w:t>
+      </w:r>
+      <w:r>
+        <w:t xml:space="preserve"> </w:t>
+      </w:r>
+      <w:r>
+        <w:t xml:space="preserve">Chuyên đề tiến sĩ.</w:t>
       </w:r>
     </w:p>
     <w:p>
@@ -225,15 +335,125 @@
         <w:pStyle w:val="FirstParagraph"/>
       </w:pPr>
       <w:r>
-        <w:t xml:space="preserve">This specialty essay constructs a theoretical and empirical research model on the effect of internationalization on firm performance across Asian economies during 2009–2025. The integrated theoretical framework combines four layers, the Uppsala Model (Johanson &amp; Vahlne, 1977, 2009), the Resource-Based View (Barney, 1991; Wernerfelt, 1984), Institutional Theory (North, 1990; Khanna &amp; Palepu, 2010; Peng, 2003), and Upper Echelons Theory (Hambrick &amp; Mason, 1984; Hambrick, 2007), together with the Foundational Digital Adoption Framework (Banalieva &amp; Dhanaraj, 2019; Verhoef et al., 2021; Stallkamp &amp; Schotter, 2021). A review of five functional forms of the internationalization–performance (I→P) relationship, linear, inverted-U, S-curve, M-curve, and forced penalty, together with five major meta-analyses covering 1980–2024 reveals an empirical gap in the simultaneous testing of nonlinearity and multi-level moderation in Asia. Six hypotheses (H1–H6) are developed: H1 nonlinear inverted-U or S-curve relationship; H2 Technological Capability Index (TCI) positively moderating; H3a–H3b Digital Adoption Index (DAI) moderating contingent on institutional regime: conditional for Emerging/Frontier (H3a), positive under OLS but subject to selection bias (P3 IV: β = 0.018, p = .942), conditional or null for Advanced (H3b), and distinguishable from TCI; H4a–H4c top manager characteristics moderating (experience, education, and gender with distinct directional expectations); H5 home-country institutions moderating along the ICRV six-regime gradient; H6 temporal heterogeneity. Eight empirical models M0–M7 are specified, from linear baseline to three-way moderation. A multi-level identification strategy and comprehensive robustness plan are designed for a pool of 101,185 firms across 47 Asian and Pacific economies, spanning 108 country-year pairs across 14 WBES survey waves (2009–2025). The four main contributions are: (i) an integrated 4-tier framework combined with the Foundational Digital Adoption Framework with no equivalent for Asia; (ii) the separation of TCI and DAI within the Context-Contingent Digital-and-Capability Model (CDCM); (iii) the M7 three-way moderation model; (iv) sub-grouping of the Advanced regime into innovation-driven (ICRV Group I) and resource-driven (ICRV Group II) types. Three companion empirical papers, P3 Vietnam (JABS, under review), P4 Singapore (MIR, under review), P5 China (IJOEM, under review), provide country-specific evidence testing H1–H6 and validating the proposed model structure.</w:t>
-      </w:r>
-    </w:p>
-    <w:p>
-      <w:pPr>
-        <w:pStyle w:val="BodyText"/>
-      </w:pPr>
-      <w:r>
-        <w:t xml:space="preserve">Keywords: internationalization; firm performance; Asia; nonlinear models; moderation; digital adoption; institutions; Upper Echelons; ICRV.</w:t>
+        <w:rPr>
+          <w:bCs/>
+          <w:b/>
+        </w:rPr>
+        <w:t xml:space="preserve">Purpose.</w:t>
+      </w:r>
+      <w:r>
+        <w:t xml:space="preserve"> </w:t>
+      </w:r>
+      <w:r>
+        <w:t xml:space="preserve">This specialty essay constructs a theoretical and empirical research model on the effect of internationalisation on firm performance across Asian economies during 2009-2025. The central research question is how nonlinear the internationalisation-performance relationship is and how it is moderated by technological capability, foundational digital adoption, top-manager characteristics, and home-country institutions.</w:t>
+      </w:r>
+    </w:p>
+    <w:p>
+      <w:pPr>
+        <w:pStyle w:val="BodyText"/>
+      </w:pPr>
+      <w:r>
+        <w:rPr>
+          <w:bCs/>
+          <w:b/>
+        </w:rPr>
+        <w:t xml:space="preserve">Design/methodology/approach.</w:t>
+      </w:r>
+      <w:r>
+        <w:t xml:space="preserve"> </w:t>
+      </w:r>
+      <w:r>
+        <w:t xml:space="preserve">The integrated theoretical framework combines four layers, the Uppsala model, the Resource-Based View, Institutional Theory, and Upper Echelons Theory, together with the Foundational Digital Adoption Framework. Six hypotheses (H1-H6) are developed: H1 nonlinear inverted-U or S-curve relationship; H2 Technological Capability Index positively moderating; H3a-H3b Digital Adoption Index moderating contingent on institutional regime; H4a-H4c top-manager characteristics moderating; H5 home-country institutions moderating along the Institutional Context Regime Variation (ICRV) six-regime gradient; H6 temporal heterogeneity. Eight empirical models M0-M7 are specified, from linear baseline to three-way moderation at the dissertation level, for a pool of 101,185 firms across 47 Asian and Pacific economies spanning 108 country-year pairs and 14 World Bank Enterprise Survey waves.</w:t>
+      </w:r>
+    </w:p>
+    <w:p>
+      <w:pPr>
+        <w:pStyle w:val="BodyText"/>
+      </w:pPr>
+      <w:r>
+        <w:rPr>
+          <w:bCs/>
+          <w:b/>
+        </w:rPr>
+        <w:t xml:space="preserve">Findings.</w:t>
+      </w:r>
+      <w:r>
+        <w:t xml:space="preserve"> </w:t>
+      </w:r>
+      <w:r>
+        <w:t xml:space="preserve">A review of five functional forms of the internationalisation-performance relationship, linear, inverted-U, S-curve, M-curve, and forced penalty, together with five major meta-analyses covering 1980-2024, reveals an empirical gap in the simultaneous testing of nonlinearity and multi-level moderation in Asia. Three companion empirical papers provide country-specific evidence testing H1-H6: P3 Vietnam (under review at JABS) shows internationalisation gains concentrate at the participation margin with wave-specific Digital Adoption moderation; P4 Singapore (under review at MIR) shows Digital Adoption functions as a conditional scaling resource at the high-export tail; P5 China (under review at IJOEM) confirms the inverted-U threshold as structurally durable across 12 years between 2012 and 2024.</w:t>
+      </w:r>
+    </w:p>
+    <w:p>
+      <w:pPr>
+        <w:pStyle w:val="BodyText"/>
+      </w:pPr>
+      <w:r>
+        <w:rPr>
+          <w:bCs/>
+          <w:b/>
+        </w:rPr>
+        <w:t xml:space="preserve">Originality/value.</w:t>
+      </w:r>
+      <w:r>
+        <w:t xml:space="preserve"> </w:t>
+      </w:r>
+      <w:r>
+        <w:t xml:space="preserve">The essay contributes in four ways: an integrated 4-tier framework combined with the Foundational Digital Adoption Framework with no equivalent for Asia; the separation of Technological Capability and Digital Adoption within the Context-Contingent Digital-and-Capability Model (CDCM) that consistently explains both null Digital Adoption results in emerging markets and conditional positive results in advanced markets; the M7 three-way moderation model; and sub-grouping of the Advanced regime into innovation-driven and resource-driven types, a Varieties-of-Capitalism contribution adapted to Asia.</w:t>
+      </w:r>
+    </w:p>
+    <w:p>
+      <w:pPr>
+        <w:pStyle w:val="BodyText"/>
+      </w:pPr>
+      <w:r>
+        <w:rPr>
+          <w:bCs/>
+          <w:b/>
+        </w:rPr>
+        <w:t xml:space="preserve">Keywords:</w:t>
+      </w:r>
+      <w:r>
+        <w:t xml:space="preserve"> </w:t>
+      </w:r>
+      <w:r>
+        <w:t xml:space="preserve">internationalisation; firm performance; Asia; nonlinear models; multi-level moderation; digital adoption; institutions; Upper Echelons Theory; Institutional Context Regime Variation.</w:t>
+      </w:r>
+    </w:p>
+    <w:p>
+      <w:pPr>
+        <w:pStyle w:val="BodyText"/>
+      </w:pPr>
+      <w:r>
+        <w:rPr>
+          <w:bCs/>
+          <w:b/>
+        </w:rPr>
+        <w:t xml:space="preserve">JEL Classification:</w:t>
+      </w:r>
+      <w:r>
+        <w:t xml:space="preserve"> </w:t>
+      </w:r>
+      <w:r>
+        <w:t xml:space="preserve">F23; O33; D22; L25; O53.</w:t>
+      </w:r>
+    </w:p>
+    <w:p>
+      <w:pPr>
+        <w:pStyle w:val="BodyText"/>
+      </w:pPr>
+      <w:r>
+        <w:rPr>
+          <w:bCs/>
+          <w:b/>
+        </w:rPr>
+        <w:t xml:space="preserve">Paper type:</w:t>
+      </w:r>
+      <w:r>
+        <w:t xml:space="preserve"> </w:t>
+      </w:r>
+      <w:r>
+        <w:t xml:space="preserve">Doctoral specialty essay.</w:t>
       </w:r>
     </w:p>
     <w:p>

--- a/dist/cd2/CD2_20260521.docx
+++ b/dist/cd2/CD2_20260521.docx
@@ -3567,7 +3567,7 @@
           <w:iCs/>
           <w:i/>
         </w:rPr>
-        <w:t xml:space="preserve">Lưu ý về đặc tả mô hình P3: P3 Vietnam sử dụng chuỗi M0–M8 riêng, trong đó M8 là mô hình đầy đủ: lnLP_it = α + β₁ FSTS_c + β₂ FSTS_c² + β₃ TCI_z + β₄ DAI_z + β₅(FSTS_c × DAI_z) + β₆(FSTS_c² × DAI_z) + γ·X + δ_s + [λ_t] + ε_it. Đặc tả đầy đủ M0–M8 và bảng định nghĩa biến được trình bày trong bản thảo P3 (§3.2–§3.3) và luận án (§4.5.1). Chuỗi M0–M7 trong Chuyên đề 2 là các mô hình cấp độ pool 47 quốc gia, khác với đặc tả cấp độ quốc gia của P3.</w:t>
+        <w:t xml:space="preserve">Lưu ý về đặc tả mô hình P3: P3 Vietnam sử dụng chuỗi M0–M8 riêng, trong đó M8 là mô hình đầy đủ: lnLP_it = α + β₁ FSTS_c + β₂ FSTS_c² + β₃ TCI_z + β₄ DAI_z + β₅(FSTS_c × DAI_z) + β₆(FSTS_c² × DAI_z) + γ·X + δ_s + [λ_t] + ε_it. Đặc tả đầy đủ M0–M8 và bảng định nghĩa biến được trình bày trong bản thảo P3 (Mục 3.2–Mục 3.3) và luận án (Mục 4.5.1). Chuỗi M0–M7 trong Chuyên đề 2 là các mô hình cấp độ pool 47 quốc gia, khác với đặc tả cấp độ quốc gia của P3.</w:t>
       </w:r>
     </w:p>
     <w:p>
@@ -3583,7 +3583,7 @@
         <w:pStyle w:val="BodyText"/>
       </w:pPr>
       <w:r>
-        <w:t xml:space="preserve">P5 Trung Quốc (Đỗ &amp; Phan, 2026, IJOEM under review): Phân tích 4.559 doanh nghiệp WBES hai sóng (2012, 2024). Chữ U ngược bền vững cấu trúc — điểm uốn 49,4% (2012), 47,2% (2024), kiểm định Paternoster cho hệ số FSTS² không có sự khác biệt đáng kể (p = 0,545). TCI tăng cường theo thời gian (+0,260 → +0,426, Paternoster p = 0,011).</w:t>
+        <w:t xml:space="preserve">P5 Trung Quốc (Đỗ &amp; Phan, 2026, IJOEM under review): Phân tích 4.559 doanh nghiệp WBES hai sóng (2012, 2024). Chữ U ngược bền vững cấu trúc — điểm uốn 49,4% (2012), 47,2% (2024), kiểm định Paternoster cho hệ số FSTS² không có sự khác biệt đáng kể (p = 0,545). TCI tăng cường theo thời gian (+0,260 dẫn đến +0,426, Paternoster p = 0,011).</w:t>
       </w:r>
     </w:p>
     <w:p>
@@ -4229,7 +4229,7 @@
         <w:pStyle w:val="BodyText"/>
       </w:pPr>
       <w:r>
-        <w:t xml:space="preserve">Vai trò trong mô hình đề xuất: RBV cung cấp lý thuyết cho H2 (TCI điều tiết tích cực). Doanh nghiệp có năng lực công nghệ (R&amp;D, ISO, máy nhập khẩu) cao hấp thụ lợi ích quốc tế hóa tốt hơn. TCI là biến điều tiết cấp doanh nghiệp. Bằng chứng P3 Việt Nam (TCI trực tiếp β = 0,179, nhân quả từ IV) và P5 Trung Quốc (TCI tăng cường +0,260 → +0,426) ủng hộ TCI là nguồn lực VRIN bền vững.</w:t>
+        <w:t xml:space="preserve">Vai trò trong mô hình đề xuất: RBV cung cấp lý thuyết cho H2 (TCI điều tiết tích cực). Doanh nghiệp có năng lực công nghệ (R&amp;D, ISO, máy nhập khẩu) cao hấp thụ lợi ích quốc tế hóa tốt hơn. TCI là biến điều tiết cấp doanh nghiệp. Bằng chứng P3 Việt Nam (TCI trực tiếp β = 0,179, nhân quả từ IV) và P5 Trung Quốc (TCI tăng cường +0,260 dẫn đến +0,426) ủng hộ TCI là nguồn lực VRIN bền vững.</w:t>
       </w:r>
     </w:p>
     <w:bookmarkEnd w:id="39"/>
@@ -5115,7 +5115,7 @@
         <w:pStyle w:val="BodyText"/>
       </w:pPr>
       <w:r>
-        <w:t xml:space="preserve">Mũi tên liền nét biểu thị tác động trực tiếp (H1: quan hệ phi tuyến I→P). Mũi tên đứt nét biểu thị tác động điều tiết. H1–H6 tương ứng với các giả thuyết phát triển trong §2.3.4. Biến phụ thuộc (ln(Labour Productivity)) được xác định duy nhất ở cực phải. Biến độc lập (FSTS, FSTS²_c, FSTS³_c) ở cực trái. Năm nhóm biến điều tiết phân theo hai cấp: cấp doanh nghiệp (TCI, H2, DAI, H3, đặc điểm nhà quản trị, H4a–H4c) và cấp quốc gia (ICRV regime, H5, giai đoạn thời gian. H6). Biến kiểm soát (ln(emp), firm_age, foreign_own, sector/country/year FE) được đưa vào mô hình thực nghiệm nhưng không hiển thị trong sơ đồ để đơn giản hóa trình bày. Mỗi tầng lý thuyết cung cấp cơ chế nhân quả riêng biệt: Uppsala giải thích đường cong I→P; RBV biện minh cho H2; Foundational Digital Adoption Framework (CDCM) biện minh cho H3; Upper Echelons biện minh cho H4; Institutional Theory biện minh cho H5. Bằng chứng neo đậu từ P3 Việt Nam, P4 Singapore và P5 Trung Quốc xác nhận tính khả nghiệm trước khi áp dụng cho toàn pool 101.185 doanh nghiệp.</w:t>
+        <w:t xml:space="preserve">Mũi tên liền nét biểu thị tác động trực tiếp (H1: quan hệ phi tuyến I→P). Mũi tên đứt nét biểu thị tác động điều tiết. H1–H6 tương ứng với các giả thuyết phát triển trong Mục 2.3.4. Biến phụ thuộc (ln(Labour Productivity)) được xác định duy nhất ở cực phải. Biến độc lập (FSTS, FSTS²_c, FSTS³_c) ở cực trái. Năm nhóm biến điều tiết phân theo hai cấp: cấp doanh nghiệp (TCI, H2, DAI, H3, đặc điểm nhà quản trị, H4a–H4c) và cấp quốc gia (ICRV regime, H5, giai đoạn thời gian. H6). Biến kiểm soát (ln(emp), firm_age, foreign_own, sector/country/year FE) được đưa vào mô hình thực nghiệm nhưng không hiển thị trong sơ đồ để đơn giản hóa trình bày. Mỗi tầng lý thuyết cung cấp cơ chế nhân quả riêng biệt: Uppsala giải thích đường cong I→P; RBV biện minh cho H2; Foundational Digital Adoption Framework (CDCM) biện minh cho H3; Upper Echelons biện minh cho H4; Institutional Theory biện minh cho H5. Bằng chứng neo đậu từ P3 Việt Nam, P4 Singapore và P5 Trung Quốc xác nhận tính khả nghiệm trước khi áp dụng cho toàn pool 101.185 doanh nghiệp.</w:t>
       </w:r>
     </w:p>
     <w:bookmarkEnd w:id="48"/>
@@ -6637,7 +6637,7 @@
         <w:t xml:space="preserve">thấp nhất ở Nhóm I (~28%)</w:t>
       </w:r>
       <w:r>
-        <w:t xml:space="preserve">, tăng dần qua Nhóm III (~47–49%) → Nhóm IV (~39–46%) → Nhóm V (~50–55%), với Nhóm VI có pattern gánh nặng tắt buộc (không có điểm uốn). Thể chế càng mạnh, doanh nghiệp đạt đỉnh hiệu suất xuất khẩu ở mức cường độ thấp hơn.</w:t>
+        <w:t xml:space="preserve">, tăng dần qua Nhóm III (~47–49%) dẫn đến Nhóm IV (~39–46%) dẫn đến Nhóm V (~50–55%), với Nhóm VI có pattern gánh nặng tắt buộc (không có điểm uốn). Thể chế càng mạnh, doanh nghiệp đạt đỉnh hiệu suất xuất khẩu ở mức cường độ thấp hơn.</w:t>
       </w:r>
     </w:p>
     <w:p>
@@ -6679,7 +6679,7 @@
         <w:pStyle w:val="BodyText"/>
       </w:pPr>
       <w:r>
-        <w:t xml:space="preserve">Bằng chứng neo đậu: P3 Việt Nam: β(TCI) = 0,179 (p &lt; 0,001) bền vững 3 sóng; biến công cụ cho β(TCI) = 1,639 (p &lt; 0,001, F bậc một = 22,1). TCI là nhân quả. P5 Trung Quốc: β_z(TCI) tăng từ +0,260 (2012) → +0,426 (2024), Paternoster z = −2,55 (p = 0,011). TCI nâng mặt bằng tăng cường theo thời gian. P4 Singapore: β(TCI) = +0,153 (p &lt; 0,01), không điều tiết độ cong. TCI là nâng mặt bằng thuần túy trong Nhóm I.</w:t>
+        <w:t xml:space="preserve">Bằng chứng neo đậu: P3 Việt Nam: β(TCI) = 0,179 (p &lt; 0,001) bền vững 3 sóng; biến công cụ cho β(TCI) = 1,639 (p &lt; 0,001, F bậc một = 22,1). TCI là nhân quả. P5 Trung Quốc: β_z(TCI) tăng từ +0,260 (2012) dẫn đến +0,426 (2024), Paternoster z = −2,55 (p = 0,011). TCI nâng mặt bằng tăng cường theo thời gian. P4 Singapore: β(TCI) = +0,153 (p &lt; 0,01), không điều tiết độ cong. TCI là nâng mặt bằng thuần túy trong Nhóm I.</w:t>
       </w:r>
     </w:p>
     <w:p>
@@ -7234,7 +7234,7 @@
         <w:t xml:space="preserve"> </w:t>
       </w:r>
       <w:r>
-        <w:t xml:space="preserve">(Emerging và Frontier. Nhóm III–V): Trong các nền kinh tế đang nổi và cận biên, DAI điều tiết tích cực quan hệ FSTS → ln(LP): β(FSTS×DAI) &gt; 0 và/hoặc β(FSTS²×DAI) &gt; 0 trong ước lượng OLS. Cơ chế: DAI giảm khoảng cách tâm lý, mở rộng tiếp cận thị trường ảo, và tăng năng lực điều phối ở những bối cảnh mà website presence vẫn là tín hiệu phân biệt (chưa bão hòa). Tuy nhiên, kiểm định bằng biến công cụ tại Nhóm IV (Việt Nam) cho kết quả null (β = 0,018; p = 0,942). OLS dương phản ánh phụ thuộc chọn lựa, không nhân quả. H3a do đó là giả thuyết có điều kiện, cần kiểm định nhân quả để xác nhận.</w:t>
+        <w:t xml:space="preserve">(Emerging và Frontier. Nhóm III–V): Trong các nền kinh tế đang nổi và cận biên, DAI điều tiết tích cực quan hệ FSTS dẫn đến ln(LP): β(FSTS×DAI) &gt; 0 và/hoặc β(FSTS²×DAI) &gt; 0 trong ước lượng OLS. Cơ chế: DAI giảm khoảng cách tâm lý, mở rộng tiếp cận thị trường ảo, và tăng năng lực điều phối ở những bối cảnh mà website presence vẫn là tín hiệu phân biệt (chưa bão hòa). Tuy nhiên, kiểm định bằng biến công cụ tại Nhóm IV (Việt Nam) cho kết quả null (β = 0,018; p = 0,942). OLS dương phản ánh phụ thuộc chọn lựa, không nhân quả. H3a do đó là giả thuyết có điều kiện, cần kiểm định nhân quả để xác nhận.</w:t>
       </w:r>
     </w:p>
     <w:p>
@@ -7301,7 +7301,7 @@
         <w:t xml:space="preserve">H4a</w:t>
       </w:r>
       <w:r>
-        <w:t xml:space="preserve">: Kinh nghiệm quản lý tổng thể điều tiết tích cực quan hệ FSTS → ln(LP): β(FSTS×exp_manager) &gt; 0. Nhà quản trị nhiều kinh nghiệm chuyển hóa quốc tế hóa thành hiệu quả tốt hơn thông qua khả năng nhận diện cơ hội thị trường và tránh bẫy tăng trưởng quá mức (δ_exp &gt; 0).</w:t>
+        <w:t xml:space="preserve">: Kinh nghiệm quản lý tổng thể điều tiết tích cực quan hệ FSTS dẫn đến ln(LP): β(FSTS×exp_manager) &gt; 0. Nhà quản trị nhiều kinh nghiệm chuyển hóa quốc tế hóa thành hiệu quả tốt hơn thông qua khả năng nhận diện cơ hội thị trường và tránh bẫy tăng trưởng quá mức (δ_exp &gt; 0).</w:t>
       </w:r>
     </w:p>
     <w:p>
@@ -7316,7 +7316,7 @@
         <w:t xml:space="preserve">H4b</w:t>
       </w:r>
       <w:r>
-        <w:t xml:space="preserve">: Học vấn nhà quản trị, đại diện cho năng lực nhận thức và khả năng tiếp thu kinh nghiệm quốc tế, điều tiết tích cực quan hệ FSTS → ln(LP): β(FSTS×educ_manager) &gt; 0. Nhà quản trị học vấn cao có khung nhận thức rộng hơn để xử lý sự phức tạp thông tin trong quản lý đa thị trường (δ_educ &gt; 0). Lưu ý: WBES (b7a) không đo trực tiếp kinh nghiệm quốc tế; học vấn được dùng như biến đại diện cho năng lực tư duy vượt biên giới (cognitive international readiness).</w:t>
+        <w:t xml:space="preserve">: Học vấn nhà quản trị, đại diện cho năng lực nhận thức và khả năng tiếp thu kinh nghiệm quốc tế, điều tiết tích cực quan hệ FSTS dẫn đến ln(LP): β(FSTS×educ_manager) &gt; 0. Nhà quản trị học vấn cao có khung nhận thức rộng hơn để xử lý sự phức tạp thông tin trong quản lý đa thị trường (δ_educ &gt; 0). Lưu ý: WBES (b7a) không đo trực tiếp kinh nghiệm quốc tế; học vấn được dùng như biến đại diện cho năng lực tư duy vượt biên giới (cognitive international readiness).</w:t>
       </w:r>
     </w:p>
     <w:p>
@@ -7659,7 +7659,7 @@
         <w:pStyle w:val="BodyText"/>
       </w:pPr>
       <w:r>
-        <w:t xml:space="preserve">H5: Hiệu ứng điều tiết của chế độ thể chế (ICRV) lên quan hệ I→P có dạng gradient: cùng một mức FSTS, doanh nghiệp ở Nhóm I đạt hiệu quả cao nhất; gradient giảm dần qua Nhóm II → III → IV → V; Nhóm VI có pattern gánh nặng tắt buộc. Điểm uốn</w:t>
+        <w:t xml:space="preserve">H5: Hiệu ứng điều tiết của chế độ thể chế (ICRV) lên quan hệ I→P có dạng gradient: cùng một mức FSTS, doanh nghiệp ở Nhóm I đạt hiệu quả cao nhất; gradient giảm dần qua Nhóm II dẫn đến III dẫn đến IV dẫn đến V; Nhóm VI có pattern gánh nặng tắt buộc. Điểm uốn</w:t>
       </w:r>
       <w:r>
         <w:t xml:space="preserve"> </w:t>
@@ -8863,7 +8863,7 @@
         <w:t xml:space="preserve"> </w:t>
       </w:r>
       <w:r>
-        <w:t xml:space="preserve">Kiểm định: F-test (β₄ = β₅ = 0) = kiểm định joint moderation; nếu p &gt; 0,10 → TCI là nâng mặt bằng thuần túy.</w:t>
+        <w:t xml:space="preserve">Kiểm định: F-test (β₄ = β₅ = 0) = kiểm định joint moderation; nếu p &gt; 0,10 dẫn đến TCI là nâng mặt bằng thuần túy.</w:t>
       </w:r>
     </w:p>
     <w:bookmarkEnd w:id="68"/>
@@ -8955,7 +8955,7 @@
         <w:t xml:space="preserve"> </w:t>
       </w:r>
       <w:r>
-        <w:t xml:space="preserve">Kỳ vọng: β₅(FSTS²×DAI) &gt; 0 trong Nhóm I (nhất quán P4 Singapore +3,119); β₃(DAI trực tiếp) → 0 khi kiểm soát chọn lựa (nhất quán P3 Việt Nam IV null).</w:t>
+        <w:t xml:space="preserve">Kỳ vọng: β₅(FSTS²×DAI) &gt; 0 trong Nhóm I (nhất quán P4 Singapore +3,119); β₃(DAI trực tiếp) dẫn đến 0 khi kiểm soát chọn lựa (nhất quán P3 Việt Nam IV null).</w:t>
       </w:r>
       <w:r>
         <w:t xml:space="preserve"> </w:t>
@@ -9171,7 +9171,7 @@
         <w:t xml:space="preserve"> </w:t>
       </w:r>
       <w:r>
-        <w:t xml:space="preserve">Kỳ vọng: điểm uốn giảm dần theo j (Nhóm II → III → IV → V → VI); Nhóm VI có β(FSTS×ICRV_VI) ≤ 0.</w:t>
+        <w:t xml:space="preserve">Kỳ vọng: điểm uốn giảm dần theo j (Nhóm II dẫn đến III dẫn đến IV dẫn đến V dẫn đến VI); Nhóm VI có β(FSTS×ICRV_VI) ≤ 0.</w:t>
       </w:r>
       <w:r>
         <w:t xml:space="preserve"> </w:t>
@@ -10721,7 +10721,7 @@
         <w:t xml:space="preserve">wt_final</w:t>
       </w:r>
       <w:r>
-        <w:t xml:space="preserve">) trong các mô hình hồi quy vì ba lý do. Thứ nhất, mục tiêu phân tích là xác định hệ số quan hệ I→P tại cấp doanh nghiệp (conditional on observables), không phải ước lượng thống kê mô tả đại diện tổng thể. Thứ hai, hai chiều fixed effects (quốc gia × năm) đã hấp thụ phần lớn biến thiên liên quan đến thiết kế lấy mẫu phân tầng. Thứ ba, tích hợp trọng số mẫu vào mô hình fixed effects không đồng nhất gây phức tạp ước lượng mà không đem lại cải thiện tính hợp lệ nội tại (Solon et al., 2015). Phân tích độ nhạy với trọng số được đề xuất như kiểm định tương lai (xem §2.4.2) để xác nhận tính vững của kết quả so với mẫu không có trọng số.</w:t>
+        <w:t xml:space="preserve">) trong các mô hình hồi quy vì ba lý do. Thứ nhất, mục tiêu phân tích là xác định hệ số quan hệ I→P tại cấp doanh nghiệp (conditional on observables), không phải ước lượng thống kê mô tả đại diện tổng thể. Thứ hai, hai chiều fixed effects (quốc gia × năm) đã hấp thụ phần lớn biến thiên liên quan đến thiết kế lấy mẫu phân tầng. Thứ ba, tích hợp trọng số mẫu vào mô hình fixed effects không đồng nhất gây phức tạp ước lượng mà không đem lại cải thiện tính hợp lệ nội tại (Solon et al., 2015). Phân tích độ nhạy với trọng số được đề xuất như kiểm định tương lai (xem Mục 2.4.2) để xác nhận tính vững của kết quả so với mẫu không có trọng số.</w:t>
       </w:r>
     </w:p>
     <w:p>
@@ -11994,7 +11994,7 @@
         <w:pStyle w:val="BodyText"/>
       </w:pPr>
       <w:r>
-        <w:t xml:space="preserve">Lind–Mehlum (2010) U-test: xác nhận chữ U ngược thực sự (không chỉ dấu đúng). Quy trình: kiểm tra β₁ &gt; 0 và β₂ &lt; 0; tính TP = −β₁/(2β₂) và 95% CI bằng delta method; kiểm định H₀: độ dốc tại min(FSTS) ≤ 0 HOẶC độ dốc tại max(FSTS) ≥ 0, bác bỏ H₀ → chữ U ngược thực sự.</w:t>
+        <w:t xml:space="preserve">Lind–Mehlum (2010) U-test: xác nhận chữ U ngược thực sự (không chỉ dấu đúng). Quy trình: kiểm tra β₁ &gt; 0 và β₂ &lt; 0; tính TP = −β₁/(2β₂) và 95% CI bằng delta method; kiểm định H₀: độ dốc tại min(FSTS) ≤ 0 HOẶC độ dốc tại max(FSTS) ≥ 0, bác bỏ H₀ dẫn đến chữ U ngược thực sự.</w:t>
       </w:r>
     </w:p>
     <w:p>
@@ -12146,7 +12146,7 @@
         <w:pStyle w:val="BodyText"/>
       </w:pPr>
       <w:r>
-        <w:t xml:space="preserve">LOWESS phi tham số: smoother cục bộ (bandwidth = 0,4) vẽ ln(LP) ~ FSTS, nếu hình dạng visual nhất quán với chữ U ngược → bằng chứng xác nhận không phụ thuộc giả định phân phối.</w:t>
+        <w:t xml:space="preserve">LOWESS phi tham số: smoother cục bộ (bandwidth = 0,4) vẽ ln(LP) ~ FSTS, nếu hình dạng visual nhất quán với chữ U ngược dẫn đến bằng chứng xác nhận không phụ thuộc giả định phân phối.</w:t>
       </w:r>
     </w:p>
     <w:p>
@@ -12767,7 +12767,7 @@
         <w:pStyle w:val="FirstParagraph"/>
       </w:pPr>
       <w:r>
-        <w:t xml:space="preserve">Chuyên đề này xây dựng một mô hình nghiên cứu toàn diện về quan hệ quốc tế hóa → hiệu quả (I→P) cho châu Á và Thái Bình Dương. Mô hình tích hợp năm tầng lý thuyết, Uppsala, RBV, Institutional Theory, Upper Echelons, Foundational Digital Adoption Framework, vào tám mô hình thực nghiệm M0–M7 có thể kiểm định trên pool 101.185 doanh nghiệp WBES xuyên 47 nền kinh tế và 108 cặp quốc gia-năm. Hệ giả thuyết H1–H6 được phát triển có neo đậu thực nghiệm từ ba bản thảo đồng hành (P3 Việt Nam, P4 Singapore, P5 Trung Quốc), xác nhận tính khả nghiệm của khung đề xuất trước khi áp dụng cho toàn pool.</w:t>
+        <w:t xml:space="preserve">Chuyên đề này xây dựng một mô hình nghiên cứu toàn diện về quan hệ quốc tế hóa dẫn đến hiệu quả (I→P) cho châu Á và Thái Bình Dương. Mô hình tích hợp năm tầng lý thuyết, Uppsala, RBV, Institutional Theory, Upper Echelons, Foundational Digital Adoption Framework, vào tám mô hình thực nghiệm M0–M7 có thể kiểm định trên pool 101.185 doanh nghiệp WBES xuyên 47 nền kinh tế và 108 cặp quốc gia-năm. Hệ giả thuyết H1–H6 được phát triển có neo đậu thực nghiệm từ ba bản thảo đồng hành (P3 Việt Nam, P4 Singapore, P5 Trung Quốc), xác nhận tính khả nghiệm của khung đề xuất trước khi áp dụng cho toàn pool.</w:t>
       </w:r>
     </w:p>
     <w:p>
@@ -15051,7 +15051,7 @@
         <w:pStyle w:val="BodyText"/>
       </w:pPr>
       <w:r>
-        <w:t xml:space="preserve">P5. Trung Quốc (IJOEM, under review): Đỗ, T. H., &amp; Phan, A. T. (2026). Phân tích 4.559 doanh nghiệp WBES hai sóng 2012/2024. Kết quả chính: chữ U ngược bền vững cấu trúc — điểm uốn 49,4% (2012), 47,2% (2024), Paternoster FSTS² p = 0,545 (không có sự khác biệt đáng kể); TCI tăng cường theo thời gian (+0,260 → +0,426, Paternoster p = 0,011).</w:t>
+        <w:t xml:space="preserve">P5. Trung Quốc (IJOEM, under review): Đỗ, T. H., &amp; Phan, A. T. (2026). Phân tích 4.559 doanh nghiệp WBES hai sóng 2012/2024. Kết quả chính: chữ U ngược bền vững cấu trúc — điểm uốn 49,4% (2012), 47,2% (2024), Paternoster FSTS² p = 0,545 (không có sự khác biệt đáng kể); TCI tăng cường theo thời gian (+0,260 dẫn đến +0,426, Paternoster p = 0,011).</w:t>
       </w:r>
     </w:p>
     <w:bookmarkEnd w:id="126"/>

--- a/dist/cd2/CD2_20260521.docx
+++ b/dist/cd2/CD2_20260521.docx
@@ -2,7 +2,7 @@
 <file path=word/document.xml><?xml version="1.0" encoding="utf-8"?>
 <w:document xmlns:w="http://schemas.openxmlformats.org/wordprocessingml/2006/main" xmlns:m="http://schemas.openxmlformats.org/officeDocument/2006/math" xmlns:r="http://schemas.openxmlformats.org/officeDocument/2006/relationships" xmlns:o="urn:schemas-microsoft-com:office:office" xmlns:v="urn:schemas-microsoft-com:vml" xmlns:w10="urn:schemas-microsoft-com:office:word" xmlns:a="http://schemas.openxmlformats.org/drawingml/2006/main" xmlns:pic="http://schemas.openxmlformats.org/drawingml/2006/picture" xmlns:wp="http://schemas.openxmlformats.org/drawingml/2006/wordprocessingDrawing">
   <w:body>
-    <w:bookmarkStart w:id="130" w:name="chuyên-đề-tiến-sĩ-số-2"/>
+    <w:bookmarkStart w:id="132" w:name="chuyên-đề-tiến-sĩ-số-2"/>
     <w:p>
       <w:pPr>
         <w:pStyle w:val="Heading1"/>
@@ -2124,6 +2124,14 @@
       </w:pPr>
       <w:r>
         <w:t xml:space="preserve">2.3.1 Tổng quan văn liệu về quan hệ quốc tế hóa và hiệu quả kinh doanh</w:t>
+      </w:r>
+    </w:p>
+    <w:p>
+      <w:pPr>
+        <w:pStyle w:val="FirstParagraph"/>
+      </w:pPr>
+      <w:r>
+        <w:t xml:space="preserve">Các bằng chứng cập nhật giai đoạn 2024-2025 củng cố ba thread liên quan trực tiếp đến mô hình M0-M7 đề xuất. Purkayastha và cộng sự (2024) trên dữ liệu 20 năm của 837 doanh nghiệp Ấn Độ chứng minh rằng năng lực quản lý đầu tư R&amp;D và tái phân bổ nguồn lực chiến lược làm steepen đường cong I-P và dịch điểm uốn về bên trái, một bằng chứng trực tiếp cho H2 (TCI điều tiết) trong khung CDCM. Li (2024) trên các MNE Trung Quốc giai đoạn 2012-2022 xác nhận quan hệ chữ U ngược giữa tốc độ quốc tế hoá và hiệu quả đổi mới, với absorptive, learning và managerial capacities điều tiết tích cực, củng cố nền tảng cho H4 (đặc điểm nhà quản trị). Aydemir và cộng sự (2024) trong meta-analysis cập nhật (k=170 mẫu) xác nhận quy mô hiệu ứng dương nhỏ giữa quốc tế hoá và hiệu quả với heterogeneity đáng kể theo developed-vs-emerging market, hỗ trợ thiết kế ICRV 6-gradient trong H5.</w:t>
       </w:r>
     </w:p>
     <w:bookmarkStart w:id="34" w:name="năm-dạng-hàm-của-quan-hệ-ip"/>
@@ -13203,7 +13211,7 @@
     <w:bookmarkEnd w:id="88"/>
     <w:bookmarkEnd w:id="89"/>
     <w:bookmarkEnd w:id="90"/>
-    <w:bookmarkStart w:id="124" w:name="tài-liệu-tham-khảo"/>
+    <w:bookmarkStart w:id="126" w:name="tài-liệu-tham-khảo"/>
     <w:p>
       <w:pPr>
         <w:pStyle w:val="Heading2"/>
@@ -13231,6 +13239,40 @@
       </w:r>
       <w:r>
         <w:t xml:space="preserve">. Princeton University Press.</w:t>
+      </w:r>
+    </w:p>
+    <w:p>
+      <w:pPr>
+        <w:pStyle w:val="BodyText"/>
+      </w:pPr>
+      <w:r>
+        <w:t xml:space="preserve">Aydemir, M. F., Ozsahin, M., &amp; Algur, E. (2024). The internationalization-firm performance relationship: A meta-analysis.</w:t>
+      </w:r>
+      <w:r>
+        <w:t xml:space="preserve"> </w:t>
+      </w:r>
+      <w:r>
+        <w:rPr>
+          <w:iCs/>
+          <w:i/>
+        </w:rPr>
+        <w:t xml:space="preserve">International Journal of Management Economics and Business</w:t>
+      </w:r>
+      <w:r>
+        <w:t xml:space="preserve">,</w:t>
+      </w:r>
+      <w:r>
+        <w:t xml:space="preserve"> </w:t>
+      </w:r>
+      <w:r>
+        <w:rPr>
+          <w:iCs/>
+          <w:i/>
+        </w:rPr>
+        <w:t xml:space="preserve">20</w:t>
+      </w:r>
+      <w:r>
+        <w:t xml:space="preserve">(2), 287–312.</w:t>
       </w:r>
     </w:p>
     <w:p>
@@ -13610,6 +13652,96 @@
         <w:pStyle w:val="BodyText"/>
       </w:pPr>
       <w:r>
+        <w:t xml:space="preserve">Li, X. (2024). How does rapid internationalization explain emerging-market multinationals' innovation? The moderating role of organizational capacity.</w:t>
+      </w:r>
+      <w:r>
+        <w:t xml:space="preserve"> </w:t>
+      </w:r>
+      <w:r>
+        <w:rPr>
+          <w:iCs/>
+          <w:i/>
+        </w:rPr>
+        <w:t xml:space="preserve">International Journal of Emerging Markets</w:t>
+      </w:r>
+      <w:r>
+        <w:t xml:space="preserve">,</w:t>
+      </w:r>
+      <w:r>
+        <w:t xml:space="preserve"> </w:t>
+      </w:r>
+      <w:r>
+        <w:rPr>
+          <w:iCs/>
+          <w:i/>
+        </w:rPr>
+        <w:t xml:space="preserve">19</w:t>
+      </w:r>
+      <w:r>
+        <w:t xml:space="preserve">(8), 2156–2178.</w:t>
+      </w:r>
+      <w:r>
+        <w:t xml:space="preserve"> </w:t>
+      </w:r>
+      <w:hyperlink r:id="rId100">
+        <w:r>
+          <w:rPr>
+            <w:rStyle w:val="Hyperlink"/>
+          </w:rPr>
+          <w:t xml:space="preserve">https://doi.org/10.1108/IJOEM-04-2023-0612</w:t>
+        </w:r>
+      </w:hyperlink>
+    </w:p>
+    <w:p>
+      <w:pPr>
+        <w:pStyle w:val="BodyText"/>
+      </w:pPr>
+      <w:r>
+        <w:t xml:space="preserve">Purkayastha, A., Karna, A., Sharma, S., &amp; Bhadra, D. (2024). Role of resource investment management and strategic resource deployment capabilities in internationalization-performance relationship.</w:t>
+      </w:r>
+      <w:r>
+        <w:t xml:space="preserve"> </w:t>
+      </w:r>
+      <w:r>
+        <w:rPr>
+          <w:iCs/>
+          <w:i/>
+        </w:rPr>
+        <w:t xml:space="preserve">Journal of International Management</w:t>
+      </w:r>
+      <w:r>
+        <w:t xml:space="preserve">,</w:t>
+      </w:r>
+      <w:r>
+        <w:t xml:space="preserve"> </w:t>
+      </w:r>
+      <w:r>
+        <w:rPr>
+          <w:iCs/>
+          <w:i/>
+        </w:rPr>
+        <w:t xml:space="preserve">30</w:t>
+      </w:r>
+      <w:r>
+        <w:t xml:space="preserve">(1), 101117.</w:t>
+      </w:r>
+      <w:r>
+        <w:t xml:space="preserve"> </w:t>
+      </w:r>
+      <w:hyperlink r:id="rId101">
+        <w:r>
+          <w:rPr>
+            <w:rStyle w:val="Hyperlink"/>
+          </w:rPr>
+          <w:t xml:space="preserve">https://doi.org/10.1016/j.intman.2023.101117</w:t>
+        </w:r>
+      </w:hyperlink>
+    </w:p>
+    <w:p>
+      <w:pPr>
+        <w:pStyle w:val="BodyText"/>
+      </w:pPr>
+      <w:r>
         <w:t xml:space="preserve">Đỗ, T. H., &amp; Phan, A. T. (2026).</w:t>
       </w:r>
       <w:r>
@@ -13765,7 +13897,7 @@
       <w:r>
         <w:t xml:space="preserve"> </w:t>
       </w:r>
-      <w:hyperlink r:id="rId100">
+      <w:hyperlink r:id="rId102">
         <w:r>
           <w:rPr>
             <w:rStyle w:val="Hyperlink"/>
@@ -13821,7 +13953,7 @@
       <w:r>
         <w:t xml:space="preserve"> </w:t>
       </w:r>
-      <w:hyperlink r:id="rId101">
+      <w:hyperlink r:id="rId103">
         <w:r>
           <w:rPr>
             <w:rStyle w:val="Hyperlink"/>
@@ -13853,7 +13985,7 @@
       <w:r>
         <w:t xml:space="preserve"> </w:t>
       </w:r>
-      <w:hyperlink r:id="rId102">
+      <w:hyperlink r:id="rId104">
         <w:r>
           <w:rPr>
             <w:rStyle w:val="Hyperlink"/>
@@ -13885,7 +14017,7 @@
       <w:r>
         <w:t xml:space="preserve"> </w:t>
       </w:r>
-      <w:hyperlink r:id="rId103">
+      <w:hyperlink r:id="rId105">
         <w:r>
           <w:rPr>
             <w:rStyle w:val="Hyperlink"/>
@@ -13938,7 +14070,7 @@
       <w:r>
         <w:t xml:space="preserve"> </w:t>
       </w:r>
-      <w:hyperlink r:id="rId104">
+      <w:hyperlink r:id="rId106">
         <w:r>
           <w:rPr>
             <w:rStyle w:val="Hyperlink"/>
@@ -13970,7 +14102,7 @@
       <w:r>
         <w:t xml:space="preserve"> </w:t>
       </w:r>
-      <w:hyperlink r:id="rId105">
+      <w:hyperlink r:id="rId107">
         <w:r>
           <w:rPr>
             <w:rStyle w:val="Hyperlink"/>
@@ -14002,7 +14134,7 @@
       <w:r>
         <w:t xml:space="preserve"> </w:t>
       </w:r>
-      <w:hyperlink r:id="rId106">
+      <w:hyperlink r:id="rId108">
         <w:r>
           <w:rPr>
             <w:rStyle w:val="Hyperlink"/>
@@ -14055,7 +14187,7 @@
       <w:r>
         <w:t xml:space="preserve"> </w:t>
       </w:r>
-      <w:hyperlink r:id="rId107">
+      <w:hyperlink r:id="rId109">
         <w:r>
           <w:rPr>
             <w:rStyle w:val="Hyperlink"/>
@@ -14108,7 +14240,7 @@
       <w:r>
         <w:t xml:space="preserve"> </w:t>
       </w:r>
-      <w:hyperlink r:id="rId108">
+      <w:hyperlink r:id="rId110">
         <w:r>
           <w:rPr>
             <w:rStyle w:val="Hyperlink"/>
@@ -14161,7 +14293,7 @@
       <w:r>
         <w:t xml:space="preserve"> </w:t>
       </w:r>
-      <w:hyperlink r:id="rId109">
+      <w:hyperlink r:id="rId111">
         <w:r>
           <w:rPr>
             <w:rStyle w:val="Hyperlink"/>
@@ -14193,7 +14325,7 @@
       <w:r>
         <w:t xml:space="preserve"> </w:t>
       </w:r>
-      <w:hyperlink r:id="rId110">
+      <w:hyperlink r:id="rId112">
         <w:r>
           <w:rPr>
             <w:rStyle w:val="Hyperlink"/>
@@ -14225,7 +14357,7 @@
       <w:r>
         <w:t xml:space="preserve"> </w:t>
       </w:r>
-      <w:hyperlink r:id="rId111">
+      <w:hyperlink r:id="rId113">
         <w:r>
           <w:rPr>
             <w:rStyle w:val="Hyperlink"/>
@@ -14315,7 +14447,7 @@
       <w:r>
         <w:t xml:space="preserve"> </w:t>
       </w:r>
-      <w:hyperlink r:id="rId112">
+      <w:hyperlink r:id="rId114">
         <w:r>
           <w:rPr>
             <w:rStyle w:val="Hyperlink"/>
@@ -14410,7 +14542,7 @@
       <w:r>
         <w:t xml:space="preserve"> </w:t>
       </w:r>
-      <w:hyperlink r:id="rId113">
+      <w:hyperlink r:id="rId115">
         <w:r>
           <w:rPr>
             <w:rStyle w:val="Hyperlink"/>
@@ -14442,7 +14574,7 @@
       <w:r>
         <w:t xml:space="preserve"> </w:t>
       </w:r>
-      <w:hyperlink r:id="rId114">
+      <w:hyperlink r:id="rId116">
         <w:r>
           <w:rPr>
             <w:rStyle w:val="Hyperlink"/>
@@ -14474,7 +14606,7 @@
       <w:r>
         <w:t xml:space="preserve"> </w:t>
       </w:r>
-      <w:hyperlink r:id="rId115">
+      <w:hyperlink r:id="rId117">
         <w:r>
           <w:rPr>
             <w:rStyle w:val="Hyperlink"/>
@@ -14506,7 +14638,7 @@
       <w:r>
         <w:t xml:space="preserve"> </w:t>
       </w:r>
-      <w:hyperlink r:id="rId116">
+      <w:hyperlink r:id="rId118">
         <w:r>
           <w:rPr>
             <w:rStyle w:val="Hyperlink"/>
@@ -14538,7 +14670,7 @@
       <w:r>
         <w:t xml:space="preserve"> </w:t>
       </w:r>
-      <w:hyperlink r:id="rId117">
+      <w:hyperlink r:id="rId119">
         <w:r>
           <w:rPr>
             <w:rStyle w:val="Hyperlink"/>
@@ -14612,7 +14744,7 @@
       <w:r>
         <w:t xml:space="preserve"> </w:t>
       </w:r>
-      <w:hyperlink r:id="rId118">
+      <w:hyperlink r:id="rId120">
         <w:r>
           <w:rPr>
             <w:rStyle w:val="Hyperlink"/>
@@ -14644,7 +14776,7 @@
       <w:r>
         <w:t xml:space="preserve"> </w:t>
       </w:r>
-      <w:hyperlink r:id="rId119">
+      <w:hyperlink r:id="rId121">
         <w:r>
           <w:rPr>
             <w:rStyle w:val="Hyperlink"/>
@@ -14718,7 +14850,7 @@
       <w:r>
         <w:t xml:space="preserve"> </w:t>
       </w:r>
-      <w:hyperlink r:id="rId120">
+      <w:hyperlink r:id="rId122">
         <w:r>
           <w:rPr>
             <w:rStyle w:val="Hyperlink"/>
@@ -14750,7 +14882,7 @@
       <w:r>
         <w:t xml:space="preserve"> </w:t>
       </w:r>
-      <w:hyperlink r:id="rId121">
+      <w:hyperlink r:id="rId123">
         <w:r>
           <w:rPr>
             <w:rStyle w:val="Hyperlink"/>
@@ -14806,7 +14938,7 @@
       <w:r>
         <w:t xml:space="preserve"> </w:t>
       </w:r>
-      <w:hyperlink r:id="rId122">
+      <w:hyperlink r:id="rId124">
         <w:r>
           <w:rPr>
             <w:rStyle w:val="Hyperlink"/>
@@ -14838,7 +14970,7 @@
       <w:r>
         <w:t xml:space="preserve"> </w:t>
       </w:r>
-      <w:hyperlink r:id="rId123">
+      <w:hyperlink r:id="rId125">
         <w:r>
           <w:rPr>
             <w:rStyle w:val="Hyperlink"/>
@@ -14899,8 +15031,8 @@
         </w:pict>
       </w:r>
     </w:p>
-    <w:bookmarkEnd w:id="124"/>
-    <w:bookmarkStart w:id="129" w:name="phụ-lục"/>
+    <w:bookmarkEnd w:id="126"/>
+    <w:bookmarkStart w:id="131" w:name="phụ-lục"/>
     <w:p>
       <w:pPr>
         <w:pStyle w:val="Heading2"/>
@@ -14909,7 +15041,7 @@
         <w:t xml:space="preserve">PHỤ LỤC</w:t>
       </w:r>
     </w:p>
-    <w:bookmarkStart w:id="125" w:name="X2ea52842c06e0496eaa899ccd5db2777360b638"/>
+    <w:bookmarkStart w:id="127" w:name="X2ea52842c06e0496eaa899ccd5db2777360b638"/>
     <w:p>
       <w:pPr>
         <w:pStyle w:val="Heading3"/>
@@ -15020,8 +15152,8 @@
         <w:t xml:space="preserve">Tổng: 5 + 5 + 6 + 7 + 17 + 7 = 47 nền kinh tế.</w:t>
       </w:r>
     </w:p>
-    <w:bookmarkEnd w:id="125"/>
-    <w:bookmarkStart w:id="126" w:name="phụ-lục-b--tóm-tắt-ba-bản-thảo-đồng-hành"/>
+    <w:bookmarkEnd w:id="127"/>
+    <w:bookmarkStart w:id="128" w:name="phụ-lục-b--tóm-tắt-ba-bản-thảo-đồng-hành"/>
     <w:p>
       <w:pPr>
         <w:pStyle w:val="Heading3"/>
@@ -15054,8 +15186,8 @@
         <w:t xml:space="preserve">P5. Trung Quốc (IJOEM, under review): Đỗ, T. H., &amp; Phan, A. T. (2026). Phân tích 4.559 doanh nghiệp WBES hai sóng 2012/2024. Kết quả chính: chữ U ngược bền vững cấu trúc — điểm uốn 49,4% (2012), 47,2% (2024), Paternoster FSTS² p = 0,545 (không có sự khác biệt đáng kể); TCI tăng cường theo thời gian (+0,260 dẫn đến +0,426, Paternoster p = 0,011).</w:t>
       </w:r>
     </w:p>
-    <w:bookmarkEnd w:id="126"/>
-    <w:bookmarkStart w:id="127" w:name="phụ-lục-c--quy-ước-báo-cáo-thống-kê"/>
+    <w:bookmarkEnd w:id="128"/>
+    <w:bookmarkStart w:id="129" w:name="phụ-lục-c--quy-ước-báo-cáo-thống-kê"/>
     <w:p>
       <w:pPr>
         <w:pStyle w:val="Heading3"/>
@@ -15088,8 +15220,8 @@
         <w:t xml:space="preserve">Kiểm định Paternoster: báo cáo z-statistic và p-value hai chiều cho so sánh hệ số giữa hai nhóm hoặc hai giai đoạn.</w:t>
       </w:r>
     </w:p>
-    <w:bookmarkEnd w:id="127"/>
-    <w:bookmarkStart w:id="128" w:name="Xd529ac992b128dceb2ea262f8c2f50bab89d9c2"/>
+    <w:bookmarkEnd w:id="129"/>
+    <w:bookmarkStart w:id="130" w:name="Xd529ac992b128dceb2ea262f8c2f50bab89d9c2"/>
     <w:p>
       <w:pPr>
         <w:pStyle w:val="Heading3"/>
@@ -16057,9 +16189,9 @@
         <w:t xml:space="preserve">(2), 317–372.</w:t>
       </w:r>
     </w:p>
-    <w:bookmarkEnd w:id="128"/>
-    <w:bookmarkEnd w:id="129"/>
     <w:bookmarkEnd w:id="130"/>
+    <w:bookmarkEnd w:id="131"/>
+    <w:bookmarkEnd w:id="132"/>
     <w:sectPr>
       <w:pgSz w:h="16838" w:w="11906"/>
       <w:pgMar w:bottom="1134" w:left="1701" w:right="1134" w:top="1134"/>

--- a/dist/cd2/CD2_20260521.docx
+++ b/dist/cd2/CD2_20260521.docx
@@ -1813,7 +1813,7 @@
         <w:pStyle w:val="FirstParagraph"/>
       </w:pPr>
       <w:r>
-        <w:t xml:space="preserve">Quốc tế hóa là chiến lược phát triển quan trọng của doanh nghiệp trong hơn nửa thế kỷ qua, nhưng kết quả mà nó đem lại không đồng nhất. Văn liệu kinh doanh quốc tế (IB) đã ghi nhận năm dạng hàm khác nhau trong quan hệ giữa cường độ quốc tế hóa và hiệu quả doanh nghiệp: tuyến tính (Hsu &amp; Boggs, 2003), chữ U ngược (Gomes &amp; Ramaswamy, 1999; Hitt, Hoskisson &amp; Kim, 1997), S-curve (Lu &amp; Beamish, 2004; Contractor, Kundu &amp; Hsu, 2003), M-curve (Riahi-Belkaoui, 1998), và forced penalty (Glaum &amp; Oesterle, 2007). Sự đa dạng này phản ánh tính phụ thuộc ngữ cảnh của hiệu ứng quốc tế hóa: cùng một mức cường độ xuất khẩu có thể tạo ra lợi ích hoặc gánh nặng tùy theo năng lực doanh nghiệp, thể chế quốc gia, và giai đoạn phát triển số (Bausch &amp; Krist, 2007; Kirca et al., 2012; Marano et al., 2016; Wu, Wood &amp; Khan, 2022).</w:t>
+        <w:t xml:space="preserve">Quốc tế hóa là chiến lược phát triển quan trọng của doanh nghiệp trong hơn nửa thế kỷ qua, nhưng kết quả mà nó đem lại không đồng nhất. Văn liệu kinh doanh quốc tế (IB) đã ghi nhận năm dạng hàm khác nhau trong quan hệ giữa cường độ quốc tế hóa và hiệu quả doanh nghiệp: tuyến tính (Hsu &amp; Boggs, 2003), chữ U ngược (Gomes &amp; Ramaswamy, 1999; Hitt, Hoskisson &amp; Kim, 1997), S-curve (Lu &amp; Beamish, 2004; Contractor, Kundu &amp; Hsu, 2003), M-curve (Riahi-Belkaoui, 1998), và forced penalty (Glaum &amp; Oesterle, 2007). Sự đa dạng này phản ánh tính phụ thuộc ngữ cảnh của hiệu ứng quốc tế hóa. Cùng một mức cường độ xuất khẩu có thể tạo ra lợi ích hoặc gánh nặng tùy theo năng lực doanh nghiệp, thể chế quốc gia, và giai đoạn phát triển số (Bausch &amp; Krist, 2007; Kirca et al., 2012; Marano et al., 2016; Wu, Wood &amp; Khan, 2022).</w:t>
       </w:r>
     </w:p>
     <w:p>
@@ -1845,7 +1845,7 @@
         <w:pStyle w:val="BodyText"/>
       </w:pPr>
       <w:r>
-        <w:t xml:space="preserve">Kết quả phân tích mô tả trong Chuyên đề Tiến sĩ số 1 đã cung cấp bức tranh thực trạng đa chiều dựa trên 101.185 doanh nghiệp WBES xuyên 47 nền kinh tế, làm rõ ba pattern then chốt: phân tán năng suất tăng đơn điệu theo chế độ từ Nhóm I đến Nhóm VI; tính không đồng nhất nội bộ trong nhóm Advanced; và pattern adaptation đặc trưng của các quốc đảo nhỏ Thái Bình Dương. Đồng thời, phân tích đó phát hiện CDCM — Mô hình Áp dụng số và Năng lực phụ thuộc bối cảnh: tác động của DAI lên hiệu quả phụ thuộc vào chế độ thể chế, giai đoạn quốc tế hóa, và mức độ bão hòa số của nền kinh tế. Chuyên đề 2 này tiếp nối bằng cách xây dựng mô hình lý thuyết và thực nghiệm để giải thích cơ chế đằng sau các pattern đó.</w:t>
+        <w:t xml:space="preserve">Kết quả phân tích mô tả trong Chuyên đề Tiến sĩ số 1 đã cung cấp bức tranh thực trạng đa chiều dựa trên 101.185 doanh nghiệp WBES xuyên 47 nền kinh tế, làm rõ ba pattern then chốt: phân tán năng suất tăng đơn điệu theo chế độ từ Nhóm I đến Nhóm VI; tính không đồng nhất nội bộ trong nhóm Advanced; và pattern adaptation đặc trưng của các quốc đảo nhỏ Thái Bình Dương. Đồng thời, phân tích đó phát hiện CDCM (Mô hình Áp dụng số và Năng lực phụ thuộc bối cảnh): tác động của DAI lên hiệu quả phụ thuộc vào chế độ thể chế, giai đoạn quốc tế hóa, và mức độ bão hòa số của nền kinh tế. Chuyên đề 2 này tiếp nối bằng cách xây dựng mô hình lý thuyết và thực nghiệm để giải thích cơ chế đằng sau các pattern đó.</w:t>
       </w:r>
     </w:p>
     <w:p>
@@ -2029,7 +2029,7 @@
         <w:pStyle w:val="BodyText"/>
       </w:pPr>
       <w:r>
-        <w:t xml:space="preserve">Phạm vi nội dung: mô hình hóa quan hệ I→P và bốn cơ chế điều tiết cộng với tính không đồng nhất theo thời gian. Chuyên đề không trình bày kết quả thực nghiệm từ toàn bộ pool — đó là nhiệm vụ của các bài báo tiếp theo trong chuỗi luận án. Chuyên đề này tập trung xây dựng và đặc tả mô hình.</w:t>
+        <w:t xml:space="preserve">Phạm vi nội dung: mô hình hóa quan hệ I→P và bốn cơ chế điều tiết cộng với tính không đồng nhất theo thời gian. Chuyên đề không trình bày kết quả thực nghiệm từ toàn bộ pool; đó là nhiệm vụ của các bài báo tiếp theo trong chuỗi luận án. Chuyên đề này tập trung xây dựng và đặc tả mô hình.</w:t>
       </w:r>
     </w:p>
     <w:bookmarkEnd w:id="30"/>
@@ -2063,7 +2063,7 @@
         <w:pStyle w:val="BodyText"/>
       </w:pPr>
       <w:r>
-        <w:t xml:space="preserve">Về thực tiễn, kết quả cung cấp hàm ý chính sách cho doanh nghiệp Việt Nam và emerging Asia về cách tận dụng quốc tế hóa kết hợp năng lực công nghệ và số hóa — đặc biệt trong giai đoạn AI bùng nổ.</w:t>
+        <w:t xml:space="preserve">Về thực tiễn, kết quả cung cấp hàm ý chính sách cho doanh nghiệp Việt Nam và emerging Asia về cách tận dụng quốc tế hóa kết hợp năng lực công nghệ và số hóa, đặc biệt trong giai đoạn AI bùng nổ.</w:t>
       </w:r>
     </w:p>
     <w:p>
@@ -2131,7 +2131,7 @@
         <w:pStyle w:val="FirstParagraph"/>
       </w:pPr>
       <w:r>
-        <w:t xml:space="preserve">Các bằng chứng cập nhật giai đoạn 2024-2025 củng cố ba thread liên quan trực tiếp đến mô hình M0-M7 đề xuất. Purkayastha và cộng sự (2024) trên dữ liệu 20 năm của 837 doanh nghiệp Ấn Độ chứng minh rằng năng lực quản lý đầu tư R&amp;D và tái phân bổ nguồn lực chiến lược làm steepen đường cong I-P và dịch điểm uốn về bên trái, một bằng chứng trực tiếp cho H2 (TCI điều tiết) trong khung CDCM. Li (2024) trên các MNE Trung Quốc giai đoạn 2012-2022 xác nhận quan hệ chữ U ngược giữa tốc độ quốc tế hoá và hiệu quả đổi mới, với absorptive, learning và managerial capacities điều tiết tích cực, củng cố nền tảng cho H4 (đặc điểm nhà quản trị). Aydemir và cộng sự (2024) trong meta-analysis cập nhật (k=170 mẫu) xác nhận quy mô hiệu ứng dương nhỏ giữa quốc tế hoá và hiệu quả với heterogeneity đáng kể theo developed-vs-emerging market, hỗ trợ thiết kế ICRV 6-gradient trong H5.</w:t>
+        <w:t xml:space="preserve">Các bằng chứng cập nhật giai đoạn 2024-2025 củng cố ba thread liên quan trực tiếp đến mô hình M0-M7 đề xuất. Purkayastha và cộng sự (2024) trên dữ liệu 20 năm của 837 doanh nghiệp Ấn Độ chứng minh rằng năng lực quản lý đầu tư R&amp;D và tái phân bổ nguồn lực chiến lược làm steepen đường cong I-P và dịch điểm uốn về bên trái. Đây là bằng chứng trực tiếp cho H2 (TCI điều tiết) trong khung CDCM. Li (2024) trên các MNE Trung Quốc giai đoạn 2012-2022 xác nhận quan hệ chữ U ngược giữa tốc độ quốc tế hoá và hiệu quả đổi mới, với absorptive, learning và managerial capacities điều tiết tích cực, củng cố nền tảng cho H4 (đặc điểm nhà quản trị). Aydemir và cộng sự (2024) trong meta-analysis cập nhật (k=170 mẫu) xác nhận quy mô hiệu ứng dương nhỏ giữa quốc tế hoá và hiệu quả với heterogeneity đáng kể theo developed-vs-emerging market, hỗ trợ thiết kế ICRV 6-gradient trong H5.</w:t>
       </w:r>
     </w:p>
     <w:bookmarkStart w:id="34" w:name="năm-dạng-hàm-của-quan-hệ-ip"/>
@@ -2164,7 +2164,7 @@
         <w:pStyle w:val="BodyText"/>
       </w:pPr>
       <w:r>
-        <w:t xml:space="preserve">Dạng hàm thứ hai, chữ U ngược. Hitt, Hoskisson và Kim (1997) và Gomes và Ramaswamy (1999) đề xuất mô hình chữ U ngược: hiệu quả tăng ở giai đoạn quốc tế hóa ban đầu đến trung bình do lợi ích quy mô và học hỏi, nhưng giảm sau điểm uốn tối ưu do chi phí điều phối đa thị trường vượt lợi ích. Điểm uốn thực nghiệm thường nằm trong khoảng 30–60% FSTS (Marano et al., 2016). Đây là dạng hàm phổ biến nhất trong các tổng quan định lượng.</w:t>
+        <w:t xml:space="preserve">Dạng hàm thứ hai, chữ U ngược. Hitt, Hoskisson và Kim (1997) và Gomes và Ramaswamy (1999) đề xuất mô hình chữ U ngược. Hiệu quả tăng ở giai đoạn quốc tế hóa ban đầu đến trung bình do lợi ích quy mô và học hỏi, nhưng giảm sau điểm uốn tối ưu do chi phí điều phối đa thị trường vượt lợi ích. Điểm uốn thực nghiệm thường nằm trong khoảng 30–60% FSTS (Marano et al., 2016). Đây là dạng hàm phổ biến nhất trong các tổng quan định lượng.</w:t>
       </w:r>
     </w:p>
     <w:p>
@@ -2180,7 +2180,7 @@
         <w:pStyle w:val="BodyText"/>
       </w:pPr>
       <w:r>
-        <w:t xml:space="preserve">Dạng hàm thứ tư — M-curve. Riahi-Belkaoui (1998) đề xuất dạng M-curve với hai điểm uốn, phản ánh tính không đồng nhất trong lợi ích quốc tế hóa theo loại thị trường. Bằng chứng thực nghiệm hạn chế và khó tái lập.</w:t>
+        <w:t xml:space="preserve">Dạng hàm thứ tư, M-curve. Riahi-Belkaoui (1998) đề xuất dạng M-curve với hai điểm uốn, phản ánh tính không đồng nhất trong lợi ích quốc tế hóa theo loại thị trường. Bằng chứng thực nghiệm hạn chế và khó tái lập.</w:t>
       </w:r>
     </w:p>
     <w:p>
@@ -2563,7 +2563,7 @@
         <w:pStyle w:val="BodyText"/>
       </w:pPr>
       <w:r>
-        <w:t xml:space="preserve">Marano và cộng sự (2016) phân tích 333 nghiên cứu với cách tiếp cận tập trung vào thể chế. Phát hiện chính: chất lượng thể chế quốc gia xuất xứ có thể dịch chuyển điểm uốn ±15% FSTS — đây là nền tảng quan trọng nhất ủng hộ gradient ICRV trong H5. Hạn chế: không phân tách TCI và DAI; không có dữ liệu sau 2015; không bao gồm quốc đảo nhỏ.</w:t>
+        <w:t xml:space="preserve">Marano và cộng sự (2016) phân tích 333 nghiên cứu với cách tiếp cận tập trung vào thể chế. Phát hiện chính: chất lượng thể chế quốc gia xuất xứ có thể dịch chuyển điểm uốn ±15% FSTS. Đây là nền tảng quan trọng nhất ủng hộ gradient ICRV trong H5. Hạn chế: không phân tách TCI và DAI; không có dữ liệu sau 2015; không bao gồm quốc đảo nhỏ.</w:t>
       </w:r>
     </w:p>
     <w:p>
@@ -3583,15 +3583,15 @@
         <w:pStyle w:val="BodyText"/>
       </w:pPr>
       <w:r>
-        <w:t xml:space="preserve">P4 Singapore (Mar, Đỗ &amp; Phan, 2026, MIR under review): Phân tích 623 doanh nghiệp WBES 2023. Trong nền kinh tế số bão hòa, đường cong I→P chủ yếu dương — điểm uốn hàm ý ở FSTS khoảng 88,6% (vùng thưa dữ liệu; kiểm định Lind–Mehlum p = 0,303). DAI×FSTS² = +3,119 (p = 0,005). DAI là nguồn lực mở rộng tình huống, chỉ phát huy ở FSTS cao nơi nhu cầu điều phối xuyên biên giới dày đặc. TCI dương trực tiếp (β = 0,153).</w:t>
-      </w:r>
-    </w:p>
-    <w:p>
-      <w:pPr>
-        <w:pStyle w:val="BodyText"/>
-      </w:pPr>
-      <w:r>
-        <w:t xml:space="preserve">P5 Trung Quốc (Đỗ &amp; Phan, 2026, IJOEM under review): Phân tích 4.559 doanh nghiệp WBES hai sóng (2012, 2024). Chữ U ngược bền vững cấu trúc — điểm uốn 49,4% (2012), 47,2% (2024), kiểm định Paternoster cho hệ số FSTS² không có sự khác biệt đáng kể (p = 0,545). TCI tăng cường theo thời gian (+0,260 dẫn đến +0,426, Paternoster p = 0,011).</w:t>
+        <w:t xml:space="preserve">P4 Singapore (Mar, Đỗ &amp; Phan, 2026, MIR under review): Phân tích 623 doanh nghiệp WBES 2023. Trong nền kinh tế số bão hòa, đường cong I→P chủ yếu dương; điểm uốn hàm ý ở FSTS khoảng 88,6% (vùng thưa dữ liệu; kiểm định Lind–Mehlum p = 0,303). DAI×FSTS² = +3,119 (p = 0,005). DAI là nguồn lực mở rộng tình huống, chỉ phát huy ở FSTS cao nơi nhu cầu điều phối xuyên biên giới dày đặc. TCI dương trực tiếp (β = 0,153).</w:t>
+      </w:r>
+    </w:p>
+    <w:p>
+      <w:pPr>
+        <w:pStyle w:val="BodyText"/>
+      </w:pPr>
+      <w:r>
+        <w:t xml:space="preserve">P5 Trung Quốc (Đỗ &amp; Phan, 2026, IJOEM under review): Phân tích 4.559 doanh nghiệp WBES hai sóng (2012, 2024). Chữ U ngược bền vững cấu trúc với điểm uốn 49,4% (2012), 47,2% (2024); kiểm định Paternoster cho hệ số FSTS² không có sự khác biệt đáng kể (p = 0,545). TCI tăng cường theo thời gian (+0,260 lên +0,426, Paternoster p = 0,011).</w:t>
       </w:r>
     </w:p>
     <w:p>
@@ -4237,7 +4237,7 @@
         <w:pStyle w:val="BodyText"/>
       </w:pPr>
       <w:r>
-        <w:t xml:space="preserve">Vai trò trong mô hình đề xuất: RBV cung cấp lý thuyết cho H2 (TCI điều tiết tích cực). Doanh nghiệp có năng lực công nghệ (R&amp;D, ISO, máy nhập khẩu) cao hấp thụ lợi ích quốc tế hóa tốt hơn. TCI là biến điều tiết cấp doanh nghiệp. Bằng chứng P3 Việt Nam (TCI trực tiếp β = 0,179, nhân quả từ IV) và P5 Trung Quốc (TCI tăng cường +0,260 dẫn đến +0,426) ủng hộ TCI là nguồn lực VRIN bền vững.</w:t>
+        <w:t xml:space="preserve">Vai trò trong mô hình đề xuất: RBV cung cấp lý thuyết cho H2 (TCI điều tiết tích cực). Doanh nghiệp có năng lực công nghệ (R&amp;D, ISO, máy nhập khẩu) cao hấp thụ lợi ích quốc tế hóa tốt hơn. TCI là biến điều tiết cấp doanh nghiệp. Bằng chứng P3 Việt Nam (TCI trực tiếp β = 0,179, nhân quả từ IV) và P5 Trung Quốc (TCI tăng cường +0,260 lên +0,426) ủng hộ TCI là nguồn lực VRIN bền vững.</w:t>
       </w:r>
     </w:p>
     <w:bookmarkEnd w:id="39"/>
@@ -4363,7 +4363,7 @@
         <w:pStyle w:val="BodyText"/>
       </w:pPr>
       <w:r>
-        <w:t xml:space="preserve">Chiều thứ nhất là chế độ thể chế (ICRV): ở Nhóm I nơi Tier 1–2 đã bão hòa, DAI không tạo phần thưởng đồng nhất mà chỉ phát huy qua kênh phụ thuộc xuất khẩu (nghịch lý bão hòa số — P4 Singapore). Ở Nhóm IV, DAI dương nhưng phụ thuộc giai đoạn và chịu thiên lệch chọn lựa (P3 Việt Nam).</w:t>
+        <w:t xml:space="preserve">Chiều thứ nhất là chế độ thể chế (ICRV): ở Nhóm I nơi Tier 1–2 đã bão hòa, DAI không tạo phần thưởng đồng nhất mà chỉ phát huy qua kênh phụ thuộc xuất khẩu (nghịch lý bão hòa số, P4 Singapore). Ở Nhóm IV, DAI dương nhưng phụ thuộc giai đoạn và chịu thiên lệch chọn lựa (P3 Việt Nam).</w:t>
       </w:r>
     </w:p>
     <w:p>
@@ -7722,7 +7722,7 @@
         <w:pStyle w:val="BodyText"/>
       </w:pPr>
       <w:r>
-        <w:t xml:space="preserve">Bằng chứng neo đậu: P3 Việt Nam: Paternoster z = 3,353 giữa 2009 và 2015 (p &lt; 0,001), quan hệ I→P dịch chuyển đáng kể. P5 Trung Quốc: TCI Paternoster p = 0,011, hiệu ứng TCI tăng cường 2012→2024. P5 Trung Quốc: FSTS Paternoster p = 0,545 — điểm uốn ổn định (bền vững cấu trúc H2b xác nhận).</w:t>
+        <w:t xml:space="preserve">Bằng chứng neo đậu: P3 Việt Nam: Paternoster z = 3,353 giữa 2009 và 2015 (p &lt; 0,001), quan hệ I→P dịch chuyển đáng kể. P5 Trung Quốc: TCI Paternoster p = 0,011, hiệu ứng TCI tăng cường 2012→2024. P5 Trung Quốc: FSTS Paternoster p = 0,545, điểm uốn ổn định (bền vững cấu trúc H2b xác nhận).</w:t>
       </w:r>
     </w:p>
     <w:p>
@@ -8859,7 +8859,7 @@
         <w:pStyle w:val="BodyText"/>
       </w:pPr>
       <w:r>
-        <w:t xml:space="preserve">Mục đích: kiểm định H2 — TCI là nâng mặt bằng (β₃ &gt; 0) và/hoặc điều tiết độ cong (β₄, β₅).</w:t>
+        <w:t xml:space="preserve">Mục đích: kiểm định H2 (TCI là nâng mặt bằng (β₃ &gt; 0) và/hoặc điều tiết độ cong (β₄, β₅)).</w:t>
       </w:r>
       <w:r>
         <w:t xml:space="preserve"> </w:t>
@@ -8871,7 +8871,7 @@
         <w:t xml:space="preserve"> </w:t>
       </w:r>
       <w:r>
-        <w:t xml:space="preserve">Kiểm định: F-test (β₄ = β₅ = 0) = kiểm định joint moderation; nếu p &gt; 0,10 dẫn đến TCI là nâng mặt bằng thuần túy.</w:t>
+        <w:t xml:space="preserve">Kiểm định: F-test (β₄ = β₅ = 0) = kiểm định joint moderation; nếu p &gt; 0,10 thì TCI là nâng mặt bằng thuần túy.</w:t>
       </w:r>
     </w:p>
     <w:bookmarkEnd w:id="68"/>
@@ -8957,7 +8957,7 @@
         <w:pStyle w:val="BodyText"/>
       </w:pPr>
       <w:r>
-        <w:t xml:space="preserve">Mục đích: kiểm định H3 — DAI là nguồn lực mở rộng tình huống.</w:t>
+        <w:t xml:space="preserve">Mục đích: kiểm định H3 (DAI là nguồn lực mở rộng tình huống).</w:t>
       </w:r>
       <w:r>
         <w:t xml:space="preserve"> </w:t>
@@ -11960,7 +11960,7 @@
         <w:pStyle w:val="FirstParagraph"/>
       </w:pPr>
       <w:r>
-        <w:t xml:space="preserve">Tầng 1 — OLS với SE robust và fixed effects (tất cả mô hình M0–M7): HC1 SE (chuẩn), điều chỉnh không đồng nhất phương sai cấp doanh nghiệp; two-way fixed effects (quốc gia × năm); kiểm tra VIF, kỳ vọng &lt; 10 cho các biến trọng tâm.</w:t>
+        <w:t xml:space="preserve">Tầng 1, OLS với SE robust và fixed effects (tất cả mô hình M0–M7): HC1 SE (chuẩn), điều chỉnh không đồng nhất phương sai cấp doanh nghiệp; two-way fixed effects (quốc gia × năm); kiểm tra VIF, kỳ vọng &lt; 10 cho các biến trọng tâm.</w:t>
       </w:r>
     </w:p>
     <w:p>
@@ -12599,31 +12599,31 @@
         <w:pStyle w:val="FirstParagraph"/>
       </w:pPr>
       <w:r>
-        <w:t xml:space="preserve">Đóng góp 1: Khung tích hợp 4 tầng + Foundational Digital Adoption Framework cho châu Á. Không có khung tương đương trong văn liệu IB cho khu vực 47 nền kinh tế bao gồm cả quốc đảo nhỏ Thái Bình Dương. Khung tích hợp Uppsala + RBV + Institutional Theory + Upper Echelons + Foundational Digital Adoption Framework cho phép giải thích đồng thời tính không đồng nhất quan sát được — điều mà các mô hình đơn lý thuyết không làm được.</w:t>
-      </w:r>
-    </w:p>
-    <w:p>
-      <w:pPr>
-        <w:pStyle w:val="BodyText"/>
-      </w:pPr>
-      <w:r>
-        <w:t xml:space="preserve">Đóng góp 2: CDCM — Hình thức hóa Mô hình Áp dụng số và Năng lực phụ thuộc bối cảnh. CDCM được phát hiện trong phân tích mô tả Chuyên đề Tiến sĩ số 1 và được làm sắc nét trong chuyên đề này qua H3: DAI là nguồn lực mở rộng tình huống (không phải phần thưởng đồng nhất), với tác động phụ thuộc ba chiều ngữ cảnh (chế độ × mức FSTS × bão hòa số). CDCM lấp đầy khoảng trống tại giao điểm của lý thuyết IB số và lý thuyết thể chế, chưa có trong văn liệu.</w:t>
-      </w:r>
-    </w:p>
-    <w:p>
-      <w:pPr>
-        <w:pStyle w:val="BodyText"/>
-      </w:pPr>
-      <w:r>
-        <w:t xml:space="preserve">Đóng góp 3: Phân loại nhánh Advanced thành Nhóm I và Nhóm II. Phát hiện từ phân tích mô tả về tính không đồng nhất trong Advanced. Nhóm I (tiên tiến đổi mới: Singapore, Korea, HK, Đài Loan) vs. Nhóm II (tiên tiến tài nguyên: Saudi, Qatar, Kuwait, Bahrain) — được tích hợp vào H5 như dự đoán lý thuyết: cùng GNI/người cao nhưng cơ chế I→P khác nhau do nguồn lực dẫn dắt khác nhau.</w:t>
-      </w:r>
-    </w:p>
-    <w:p>
-      <w:pPr>
-        <w:pStyle w:val="BodyText"/>
-      </w:pPr>
-      <w:r>
-        <w:t xml:space="preserve">Đóng góp 4: Giả thuyết gánh nặng tắt buộc trong khung I→P. Dạng hàm forced penalty (SIDS Nhóm VI) được tích hợp vào H5 như trường hợp cực đoan của gradient thể chế — SIDS không có chữ U ngược điển hình do quốc tế hóa bắt buộc (Briguglio, 1995). Tích hợp này mở rộng văn liệu I→P từ châu Á lục địa sang các quốc đảo nhỏ Thái Bình Dương.</w:t>
+        <w:t xml:space="preserve">Đóng góp 1: Khung tích hợp 4 tầng + Foundational Digital Adoption Framework cho châu Á. Không có khung tương đương trong văn liệu IB cho khu vực 47 nền kinh tế bao gồm cả quốc đảo nhỏ Thái Bình Dương. Khung tích hợp Uppsala + RBV + Institutional Theory + Upper Echelons + Foundational Digital Adoption Framework cho phép giải thích đồng thời tính không đồng nhất quan sát được, điều mà các mô hình đơn lý thuyết không làm được.</w:t>
+      </w:r>
+    </w:p>
+    <w:p>
+      <w:pPr>
+        <w:pStyle w:val="BodyText"/>
+      </w:pPr>
+      <w:r>
+        <w:t xml:space="preserve">Đóng góp 2: CDCM, hình thức hóa Mô hình Áp dụng số và Năng lực phụ thuộc bối cảnh. CDCM được phát hiện trong phân tích mô tả Chuyên đề Tiến sĩ số 1 và được làm sắc nét trong chuyên đề này qua H3: DAI là nguồn lực mở rộng tình huống (không phải phần thưởng đồng nhất), với tác động phụ thuộc ba chiều ngữ cảnh (chế độ × mức FSTS × bão hòa số). CDCM lấp đầy khoảng trống tại giao điểm của lý thuyết IB số và lý thuyết thể chế, chưa có trong văn liệu.</w:t>
+      </w:r>
+    </w:p>
+    <w:p>
+      <w:pPr>
+        <w:pStyle w:val="BodyText"/>
+      </w:pPr>
+      <w:r>
+        <w:t xml:space="preserve">Đóng góp 3: Phân loại nhánh Advanced thành Nhóm I và Nhóm II. Phát hiện từ phân tích mô tả về tính không đồng nhất trong Advanced. Nhóm I (tiên tiến đổi mới: Singapore, Korea, HK, Đài Loan) vs. Nhóm II (tiên tiến tài nguyên: Saudi, Qatar, Kuwait, Bahrain) được tích hợp vào H5 như dự đoán lý thuyết: cùng GNI/người cao nhưng cơ chế I→P khác nhau do nguồn lực dẫn dắt khác nhau.</w:t>
+      </w:r>
+    </w:p>
+    <w:p>
+      <w:pPr>
+        <w:pStyle w:val="BodyText"/>
+      </w:pPr>
+      <w:r>
+        <w:t xml:space="preserve">Đóng góp 4: Giả thuyết gánh nặng tắt buộc trong khung I→P. Dạng hàm forced penalty (SIDS Nhóm VI) được tích hợp vào H5 như trường hợp cực đoan của gradient thể chế. SIDS không có chữ U ngược điển hình do quốc tế hóa bắt buộc (Briguglio, 1995). Tích hợp này mở rộng văn liệu I→P từ châu Á lục địa sang các quốc đảo nhỏ Thái Bình Dương.</w:t>
       </w:r>
     </w:p>
     <w:bookmarkEnd w:id="81"/>
@@ -13174,7 +13174,7 @@
           <w:bCs/>
           <w:b/>
         </w:rPr>
-        <w:t xml:space="preserve">Hướng 4 — CDCM Tier 3–4 extension (MIS Quarterly hoặc Information Systems Research):</w:t>
+        <w:t xml:space="preserve">Hướng 4: CDCM Tier 3–4 extension (MIS Quarterly hoặc Information Systems Research):</w:t>
       </w:r>
       <w:r>
         <w:t xml:space="preserve"> </w:t>
@@ -15183,7 +15183,7 @@
         <w:pStyle w:val="BodyText"/>
       </w:pPr>
       <w:r>
-        <w:t xml:space="preserve">P5. Trung Quốc (IJOEM, under review): Đỗ, T. H., &amp; Phan, A. T. (2026). Phân tích 4.559 doanh nghiệp WBES hai sóng 2012/2024. Kết quả chính: chữ U ngược bền vững cấu trúc — điểm uốn 49,4% (2012), 47,2% (2024), Paternoster FSTS² p = 0,545 (không có sự khác biệt đáng kể); TCI tăng cường theo thời gian (+0,260 dẫn đến +0,426, Paternoster p = 0,011).</w:t>
+        <w:t xml:space="preserve">P5. Trung Quốc (IJOEM, under review): Đỗ, T. H., &amp; Phan, A. T. (2026). Phân tích 4.559 doanh nghiệp WBES hai sóng 2012/2024. Kết quả chính: chữ U ngược bền vững cấu trúc với điểm uốn 49,4% (2012), 47,2% (2024); Paternoster FSTS² p = 0,545 (không có sự khác biệt đáng kể); TCI tăng cường theo thời gian (+0,260 lên +0,426, Paternoster p = 0,011).</w:t>
       </w:r>
     </w:p>
     <w:bookmarkEnd w:id="128"/>
@@ -15876,7 +15876,7 @@
         <w:rPr>
           <w:rStyle w:val="NormalTok"/>
         </w:rPr>
-        <w:t xml:space="preserve">-sided — không đặt kỳ vọng)</w:t>
+        <w:t xml:space="preserve">-sided; không đặt kỳ vọng)</w:t>
       </w:r>
       <w:r>
         <w:br/>
